--- a/flow/20230927_hours/drafts/2024-05-g/04.05.docx
+++ b/flow/20230927_hours/drafts/2024-05-g/04.05.docx
@@ -1967,66 +1967,36 @@
         <w:rPr>
           <w:rFonts w:ascii="Times New Roman" w:hAnsi="Times New Roman"/>
           <w:i/>
-          <w:color w:val="FF0000"/>
-          <w:sz w:val="24"/>
-        </w:rPr>
-        <w:t>Кондак (г. 3):</w:t>
-      </w:r>
-      <w:r>
-        <w:rPr>
-          <w:rFonts w:ascii="Times New Roman" w:hAnsi="Times New Roman"/>
-          <w:sz w:val="24"/>
-        </w:rPr>
-        <w:t xml:space="preserve"> Дочасним </w:t>
-      </w:r>
-      <w:r>
-        <w:rPr>
-          <w:rFonts w:ascii="Times New Roman" w:hAnsi="Times New Roman"/>
-          <w:sz w:val="24"/>
-        </w:rPr>
-        <w:t>погордивши</w:t>
-      </w:r>
-      <w:r>
-        <w:rPr>
-          <w:rFonts w:ascii="Times New Roman" w:hAnsi="Times New Roman"/>
-          <w:sz w:val="24"/>
-        </w:rPr>
-        <w:t xml:space="preserve"> і небесних благ причасницею ставши,* вінець через страждання прийнявши, Пелагіє </w:t>
-      </w:r>
-      <w:r>
-        <w:rPr>
-          <w:rFonts w:ascii="Times New Roman" w:hAnsi="Times New Roman"/>
-          <w:sz w:val="24"/>
-        </w:rPr>
-        <w:t>всечесна</w:t>
-      </w:r>
-      <w:r>
-        <w:rPr>
-          <w:rFonts w:ascii="Times New Roman" w:hAnsi="Times New Roman"/>
-          <w:sz w:val="24"/>
-        </w:rPr>
-        <w:t>,* як дар, принесла ти потоки крові В</w:t>
-      </w:r>
-      <w:r>
-        <w:rPr>
-          <w:rFonts w:ascii="Times New Roman" w:hAnsi="Times New Roman"/>
-          <w:sz w:val="24"/>
-        </w:rPr>
-        <w:t xml:space="preserve">ладиці Христу,* моли ж Його, щоб від бід </w:t>
-      </w:r>
-      <w:r>
-        <w:rPr>
-          <w:rFonts w:ascii="Times New Roman" w:hAnsi="Times New Roman"/>
-          <w:sz w:val="24"/>
-        </w:rPr>
-        <w:t>ізбавив</w:t>
-      </w:r>
-      <w:r>
-        <w:rPr>
-          <w:rFonts w:ascii="Times New Roman" w:hAnsi="Times New Roman"/>
-          <w:sz w:val="24"/>
-        </w:rPr>
-        <w:t xml:space="preserve"> нас, які пам’ять твою звершують. </w:t>
+          <w:color w:val="FF4400"/>
+          <w:sz w:val="24"/>
+        </w:rPr>
+        <w:t>Кондак (г. 8):</w:t>
+      </w:r>
+      <w:r>
+        <w:rPr>
+          <w:rFonts w:ascii="Times New Roman" w:hAnsi="Times New Roman"/>
+          <w:color w:val="333333"/>
+          <w:sz w:val="24"/>
+          <w:highlight w:val="white"/>
+        </w:rPr>
+        <w:t xml:space="preserve"> </w:t>
+      </w:r>
+      <w:r>
+        <w:rPr>
+          <w:rFonts w:ascii="Times New Roman" w:hAnsi="Times New Roman"/>
+          <w:color w:val="333333"/>
+          <w:sz w:val="24"/>
+        </w:rPr>
+        <w:t>З вірою прийшовши на кладязь,* самарянка виділа Тебе, премудрости воду,* якої напившись обильно,* царство вишнє унаслідувала повік* приснославна.</w:t>
+      </w:r>
+      <w:r>
+        <w:rPr>
+          <w:rFonts w:ascii="Times New Roman" w:hAnsi="Times New Roman"/>
+          <w:i/>
+          <w:color w:val="FF0000"/>
+          <w:sz w:val="24"/>
+        </w:rPr>
+        <w:t xml:space="preserve"> </w:t>
       </w:r>
     </w:p>
     <w:p>
@@ -7736,66 +7706,36 @@
         <w:rPr>
           <w:rFonts w:ascii="Times New Roman" w:hAnsi="Times New Roman"/>
           <w:i/>
-          <w:color w:val="FF0000"/>
-          <w:sz w:val="24"/>
-        </w:rPr>
-        <w:t>Кондак (г. 3):</w:t>
-      </w:r>
-      <w:r>
-        <w:rPr>
-          <w:rFonts w:ascii="Times New Roman" w:hAnsi="Times New Roman"/>
-          <w:sz w:val="24"/>
-        </w:rPr>
-        <w:t xml:space="preserve"> Дочасним </w:t>
-      </w:r>
-      <w:r>
-        <w:rPr>
-          <w:rFonts w:ascii="Times New Roman" w:hAnsi="Times New Roman"/>
-          <w:sz w:val="24"/>
-        </w:rPr>
-        <w:t>погордивши</w:t>
-      </w:r>
-      <w:r>
-        <w:rPr>
-          <w:rFonts w:ascii="Times New Roman" w:hAnsi="Times New Roman"/>
-          <w:sz w:val="24"/>
-        </w:rPr>
-        <w:t xml:space="preserve"> і небесних благ причасницею ставши,* вінець через страждання прийнявши, Пелагіє </w:t>
-      </w:r>
-      <w:r>
-        <w:rPr>
-          <w:rFonts w:ascii="Times New Roman" w:hAnsi="Times New Roman"/>
-          <w:sz w:val="24"/>
-        </w:rPr>
-        <w:t>всечесна</w:t>
-      </w:r>
-      <w:r>
-        <w:rPr>
-          <w:rFonts w:ascii="Times New Roman" w:hAnsi="Times New Roman"/>
-          <w:sz w:val="24"/>
-        </w:rPr>
-        <w:t>,* як дар, принесла ти потоки крові В</w:t>
-      </w:r>
-      <w:r>
-        <w:rPr>
-          <w:rFonts w:ascii="Times New Roman" w:hAnsi="Times New Roman"/>
-          <w:sz w:val="24"/>
-        </w:rPr>
-        <w:t xml:space="preserve">ладиці Христу,* моли ж Його, щоб від бід </w:t>
-      </w:r>
-      <w:r>
-        <w:rPr>
-          <w:rFonts w:ascii="Times New Roman" w:hAnsi="Times New Roman"/>
-          <w:sz w:val="24"/>
-        </w:rPr>
-        <w:t>ізбавив</w:t>
-      </w:r>
-      <w:r>
-        <w:rPr>
-          <w:rFonts w:ascii="Times New Roman" w:hAnsi="Times New Roman"/>
-          <w:sz w:val="24"/>
-        </w:rPr>
-        <w:t xml:space="preserve"> нас, які пам’ять твою звершують. </w:t>
+          <w:color w:val="FF4400"/>
+          <w:sz w:val="24"/>
+        </w:rPr>
+        <w:t>Кондак (г. 8):</w:t>
+      </w:r>
+      <w:r>
+        <w:rPr>
+          <w:rFonts w:ascii="Times New Roman" w:hAnsi="Times New Roman"/>
+          <w:color w:val="333333"/>
+          <w:sz w:val="24"/>
+          <w:highlight w:val="white"/>
+        </w:rPr>
+        <w:t xml:space="preserve"> </w:t>
+      </w:r>
+      <w:r>
+        <w:rPr>
+          <w:rFonts w:ascii="Times New Roman" w:hAnsi="Times New Roman"/>
+          <w:color w:val="333333"/>
+          <w:sz w:val="24"/>
+        </w:rPr>
+        <w:t>З вірою прийшовши на кладязь,* самарянка виділа Тебе, премудрости воду,* якої напившись обильно,* царство вишнє унаслідувала повік* приснославна.</w:t>
+      </w:r>
+      <w:r>
+        <w:rPr>
+          <w:rFonts w:ascii="Times New Roman" w:hAnsi="Times New Roman"/>
+          <w:i/>
+          <w:color w:val="FF0000"/>
+          <w:sz w:val="24"/>
+        </w:rPr>
+        <w:t xml:space="preserve"> </w:t>
       </w:r>
     </w:p>
     <w:p>

--- a/flow/20230927_hours/drafts/2024-05-g/04.05.docx
+++ b/flow/20230927_hours/drafts/2024-05-g/04.05.docx
@@ -1987,7 +1987,39 @@
           <w:color w:val="333333"/>
           <w:sz w:val="24"/>
         </w:rPr>
-        <w:t>З вірою прийшовши на кладязь,* самарянка виділа Тебе, премудрости воду,* якої напившись обильно,* царство вишнє унаслідувала повік* приснославна.</w:t>
+        <w:t xml:space="preserve">З вірою прийшовши на </w:t>
+      </w:r>
+      <w:r>
+        <w:rPr>
+          <w:rFonts w:ascii="Times New Roman" w:hAnsi="Times New Roman"/>
+          <w:color w:val="333333"/>
+          <w:sz w:val="24"/>
+        </w:rPr>
+        <w:t>кладязь</w:t>
+      </w:r>
+      <w:r>
+        <w:rPr>
+          <w:rFonts w:ascii="Times New Roman" w:hAnsi="Times New Roman"/>
+          <w:color w:val="333333"/>
+          <w:sz w:val="24"/>
+        </w:rPr>
+        <w:t xml:space="preserve">,* самарянка виділа Тебе, премудрости воду,* якої напившись обильно,* царство вишнє унаслідувала повік* </w:t>
+      </w:r>
+      <w:r>
+        <w:rPr>
+          <w:rFonts w:ascii="Times New Roman" w:hAnsi="Times New Roman"/>
+          <w:color w:val="333333"/>
+          <w:sz w:val="24"/>
+        </w:rPr>
+        <w:t>приснославна</w:t>
+      </w:r>
+      <w:r>
+        <w:rPr>
+          <w:rFonts w:ascii="Times New Roman" w:hAnsi="Times New Roman"/>
+          <w:color w:val="333333"/>
+          <w:sz w:val="24"/>
+        </w:rPr>
+        <w:t>.</w:t>
       </w:r>
       <w:r>
         <w:rPr>
@@ -7726,7 +7758,39 @@
           <w:color w:val="333333"/>
           <w:sz w:val="24"/>
         </w:rPr>
-        <w:t>З вірою прийшовши на кладязь,* самарянка виділа Тебе, премудрости воду,* якої напившись обильно,* царство вишнє унаслідувала повік* приснославна.</w:t>
+        <w:t xml:space="preserve">З вірою прийшовши на </w:t>
+      </w:r>
+      <w:r>
+        <w:rPr>
+          <w:rFonts w:ascii="Times New Roman" w:hAnsi="Times New Roman"/>
+          <w:color w:val="333333"/>
+          <w:sz w:val="24"/>
+        </w:rPr>
+        <w:t>кладязь</w:t>
+      </w:r>
+      <w:r>
+        <w:rPr>
+          <w:rFonts w:ascii="Times New Roman" w:hAnsi="Times New Roman"/>
+          <w:color w:val="333333"/>
+          <w:sz w:val="24"/>
+        </w:rPr>
+        <w:t xml:space="preserve">,* самарянка виділа Тебе, премудрости воду,* якої напившись обильно,* царство вишнє унаслідувала повік* </w:t>
+      </w:r>
+      <w:r>
+        <w:rPr>
+          <w:rFonts w:ascii="Times New Roman" w:hAnsi="Times New Roman"/>
+          <w:color w:val="333333"/>
+          <w:sz w:val="24"/>
+        </w:rPr>
+        <w:t>приснославна</w:t>
+      </w:r>
+      <w:r>
+        <w:rPr>
+          <w:rFonts w:ascii="Times New Roman" w:hAnsi="Times New Roman"/>
+          <w:color w:val="333333"/>
+          <w:sz w:val="24"/>
+        </w:rPr>
+        <w:t>.</w:t>
       </w:r>
       <w:r>
         <w:rPr>
